--- a/INTELLIJ_IDEA_SHORTCUT'S.docx
+++ b/INTELLIJ_IDEA_SHORTCUT'S.docx
@@ -34,9 +34,9 @@
         <w:tblLook w:val="04A0" w:firstRow="1" w:lastRow="0" w:firstColumn="1" w:lastColumn="0" w:noHBand="0" w:noVBand="1"/>
       </w:tblPr>
       <w:tblGrid>
-        <w:gridCol w:w="2737"/>
-        <w:gridCol w:w="4476"/>
-        <w:gridCol w:w="3017"/>
+        <w:gridCol w:w="2754"/>
+        <w:gridCol w:w="4470"/>
+        <w:gridCol w:w="3006"/>
       </w:tblGrid>
       <w:tr>
         <w:trPr>
@@ -227,6 +227,1704 @@
               </w:rPr>
               <w:t xml:space="preserve"> in Eclipse IDE, this will Assign a variable, of type that is returned by that Fn.</w:t>
             </w:r>
+          </w:p>
+        </w:tc>
+      </w:tr>
+      <w:tr>
+        <w:tc>
+          <w:tcPr>
+            <w:cnfStyle w:val="001000000000" w:firstRow="0" w:lastRow="0" w:firstColumn="1" w:lastColumn="0" w:oddVBand="0" w:evenVBand="0" w:oddHBand="0" w:evenHBand="0" w:firstRowFirstColumn="0" w:firstRowLastColumn="0" w:lastRowFirstColumn="0" w:lastRowLastColumn="0"/>
+            <w:tcW w:w="2808" w:type="dxa"/>
+            <w:tcBorders>
+              <w:left w:val="single" w:sz="12" w:space="0" w:color="auto"/>
+              <w:right w:val="single" w:sz="12" w:space="0" w:color="auto"/>
+            </w:tcBorders>
+          </w:tcPr>
+          <w:p>
+            <w:pPr>
+              <w:rPr>
+                <w:rFonts w:cs="Calibri"/>
+              </w:rPr>
+            </w:pPr>
+            <w:r>
+              <w:rPr>
+                <w:rFonts w:cs="Calibri"/>
+              </w:rPr>
+              <w:t>Shift + F6</w:t>
+            </w:r>
+          </w:p>
+        </w:tc>
+        <w:tc>
+          <w:tcPr>
+            <w:tcW w:w="4590" w:type="dxa"/>
+            <w:tcBorders>
+              <w:left w:val="single" w:sz="12" w:space="0" w:color="auto"/>
+              <w:right w:val="single" w:sz="12" w:space="0" w:color="auto"/>
+            </w:tcBorders>
+          </w:tcPr>
+          <w:p>
+            <w:pPr>
+              <w:cnfStyle w:val="000000000000" w:firstRow="0" w:lastRow="0" w:firstColumn="0" w:lastColumn="0" w:oddVBand="0" w:evenVBand="0" w:oddHBand="0" w:evenHBand="0" w:firstRowFirstColumn="0" w:firstRowLastColumn="0" w:lastRowFirstColumn="0" w:lastRowLastColumn="0"/>
+              <w:rPr>
+                <w:rFonts w:cs="Calibri"/>
+              </w:rPr>
+            </w:pPr>
+            <w:r>
+              <w:rPr>
+                <w:rFonts w:cs="Calibri"/>
+              </w:rPr>
+              <w:t xml:space="preserve">Rename &amp; </w:t>
+            </w:r>
+            <w:proofErr w:type="gramStart"/>
+            <w:r>
+              <w:rPr>
+                <w:rFonts w:cs="Calibri"/>
+              </w:rPr>
+              <w:t>Refactor</w:t>
+            </w:r>
+            <w:proofErr w:type="gramEnd"/>
+          </w:p>
+        </w:tc>
+        <w:tc>
+          <w:tcPr>
+            <w:tcW w:w="3078" w:type="dxa"/>
+            <w:tcBorders>
+              <w:left w:val="single" w:sz="12" w:space="0" w:color="auto"/>
+              <w:right w:val="single" w:sz="12" w:space="0" w:color="auto"/>
+            </w:tcBorders>
+          </w:tcPr>
+          <w:p>
+            <w:pPr>
+              <w:cnfStyle w:val="000000000000" w:firstRow="0" w:lastRow="0" w:firstColumn="0" w:lastColumn="0" w:oddVBand="0" w:evenVBand="0" w:oddHBand="0" w:evenHBand="0" w:firstRowFirstColumn="0" w:firstRowLastColumn="0" w:lastRowFirstColumn="0" w:lastRowLastColumn="0"/>
+              <w:rPr>
+                <w:rFonts w:cs="Calibri"/>
+              </w:rPr>
+            </w:pPr>
+            <w:r>
+              <w:rPr>
+                <w:rFonts w:cs="Calibri"/>
+              </w:rPr>
+              <w:t>Rename &amp; Refactor</w:t>
+            </w:r>
+            <w:r>
+              <w:rPr>
+                <w:rFonts w:cs="Calibri"/>
+              </w:rPr>
+              <w:t xml:space="preserve"> Files</w:t>
+            </w:r>
+          </w:p>
+        </w:tc>
+      </w:tr>
+      <w:tr>
+        <w:trPr>
+          <w:cnfStyle w:val="000000100000" w:firstRow="0" w:lastRow="0" w:firstColumn="0" w:lastColumn="0" w:oddVBand="0" w:evenVBand="0" w:oddHBand="1" w:evenHBand="0" w:firstRowFirstColumn="0" w:firstRowLastColumn="0" w:lastRowFirstColumn="0" w:lastRowLastColumn="0"/>
+        </w:trPr>
+        <w:tc>
+          <w:tcPr>
+            <w:cnfStyle w:val="001000000000" w:firstRow="0" w:lastRow="0" w:firstColumn="1" w:lastColumn="0" w:oddVBand="0" w:evenVBand="0" w:oddHBand="0" w:evenHBand="0" w:firstRowFirstColumn="0" w:firstRowLastColumn="0" w:lastRowFirstColumn="0" w:lastRowLastColumn="0"/>
+            <w:tcW w:w="2808" w:type="dxa"/>
+            <w:tcBorders>
+              <w:left w:val="single" w:sz="12" w:space="0" w:color="auto"/>
+              <w:right w:val="single" w:sz="12" w:space="0" w:color="auto"/>
+            </w:tcBorders>
+          </w:tcPr>
+          <w:p>
+            <w:pPr>
+              <w:rPr>
+                <w:rFonts w:cs="Calibri"/>
+              </w:rPr>
+            </w:pPr>
+            <w:r>
+              <w:rPr>
+                <w:rFonts w:cs="Calibri"/>
+              </w:rPr>
+              <w:t>Ctrl + Alt + F7</w:t>
+            </w:r>
+          </w:p>
+        </w:tc>
+        <w:tc>
+          <w:tcPr>
+            <w:tcW w:w="4590" w:type="dxa"/>
+            <w:tcBorders>
+              <w:left w:val="single" w:sz="12" w:space="0" w:color="auto"/>
+              <w:right w:val="single" w:sz="12" w:space="0" w:color="auto"/>
+            </w:tcBorders>
+          </w:tcPr>
+          <w:p>
+            <w:pPr>
+              <w:cnfStyle w:val="000000100000" w:firstRow="0" w:lastRow="0" w:firstColumn="0" w:lastColumn="0" w:oddVBand="0" w:evenVBand="0" w:oddHBand="1" w:evenHBand="0" w:firstRowFirstColumn="0" w:firstRowLastColumn="0" w:lastRowFirstColumn="0" w:lastRowLastColumn="0"/>
+              <w:rPr>
+                <w:rFonts w:cs="Calibri"/>
+              </w:rPr>
+            </w:pPr>
+            <w:r>
+              <w:rPr>
+                <w:rFonts w:cs="Calibri"/>
+              </w:rPr>
+              <w:t>You can view the list of all usages of a class, method or variable across the whole project, and quickly navigate to the selected item</w:t>
+            </w:r>
+          </w:p>
+        </w:tc>
+        <w:tc>
+          <w:tcPr>
+            <w:tcW w:w="3078" w:type="dxa"/>
+            <w:tcBorders>
+              <w:left w:val="single" w:sz="12" w:space="0" w:color="auto"/>
+              <w:right w:val="single" w:sz="12" w:space="0" w:color="auto"/>
+            </w:tcBorders>
+          </w:tcPr>
+          <w:p>
+            <w:pPr>
+              <w:cnfStyle w:val="000000100000" w:firstRow="0" w:lastRow="0" w:firstColumn="0" w:lastColumn="0" w:oddVBand="0" w:evenVBand="0" w:oddHBand="1" w:evenHBand="0" w:firstRowFirstColumn="0" w:firstRowLastColumn="0" w:lastRowFirstColumn="0" w:lastRowLastColumn="0"/>
+              <w:rPr>
+                <w:rFonts w:cs="Calibri"/>
+              </w:rPr>
+            </w:pPr>
+            <w:r>
+              <w:rPr>
+                <w:rFonts w:cs="Calibri"/>
+              </w:rPr>
+              <w:t xml:space="preserve">Quick Navigation for Classes, Methods, variables, </w:t>
+            </w:r>
+            <w:proofErr w:type="spellStart"/>
+            <w:r>
+              <w:rPr>
+                <w:rFonts w:cs="Calibri"/>
+              </w:rPr>
+              <w:t>etc</w:t>
+            </w:r>
+            <w:proofErr w:type="spellEnd"/>
+            <w:r>
+              <w:rPr>
+                <w:rFonts w:cs="Calibri"/>
+              </w:rPr>
+              <w:t>…</w:t>
+            </w:r>
+          </w:p>
+        </w:tc>
+      </w:tr>
+      <w:tr>
+        <w:tc>
+          <w:tcPr>
+            <w:cnfStyle w:val="001000000000" w:firstRow="0" w:lastRow="0" w:firstColumn="1" w:lastColumn="0" w:oddVBand="0" w:evenVBand="0" w:oddHBand="0" w:evenHBand="0" w:firstRowFirstColumn="0" w:firstRowLastColumn="0" w:lastRowFirstColumn="0" w:lastRowLastColumn="0"/>
+            <w:tcW w:w="2808" w:type="dxa"/>
+            <w:tcBorders>
+              <w:left w:val="single" w:sz="12" w:space="0" w:color="auto"/>
+              <w:right w:val="single" w:sz="12" w:space="0" w:color="auto"/>
+            </w:tcBorders>
+          </w:tcPr>
+          <w:p>
+            <w:pPr>
+              <w:rPr>
+                <w:rFonts w:cs="Calibri"/>
+              </w:rPr>
+            </w:pPr>
+            <w:r>
+              <w:rPr>
+                <w:rFonts w:cs="Calibri"/>
+              </w:rPr>
+              <w:t>Ctrl + N</w:t>
+            </w:r>
+          </w:p>
+        </w:tc>
+        <w:tc>
+          <w:tcPr>
+            <w:tcW w:w="4590" w:type="dxa"/>
+            <w:tcBorders>
+              <w:left w:val="single" w:sz="12" w:space="0" w:color="auto"/>
+              <w:right w:val="single" w:sz="12" w:space="0" w:color="auto"/>
+            </w:tcBorders>
+          </w:tcPr>
+          <w:p>
+            <w:pPr>
+              <w:cnfStyle w:val="000000000000" w:firstRow="0" w:lastRow="0" w:firstColumn="0" w:lastColumn="0" w:oddVBand="0" w:evenVBand="0" w:oddHBand="0" w:evenHBand="0" w:firstRowFirstColumn="0" w:firstRowLastColumn="0" w:lastRowFirstColumn="0" w:lastRowLastColumn="0"/>
+              <w:rPr>
+                <w:rFonts w:cs="Calibri"/>
+              </w:rPr>
+            </w:pPr>
+            <w:r>
+              <w:rPr>
+                <w:rFonts w:cs="Calibri"/>
+              </w:rPr>
+              <w:t>To Create New</w:t>
+            </w:r>
+            <w:r>
+              <w:rPr>
+                <w:rFonts w:cs="Calibri"/>
+              </w:rPr>
+              <w:t xml:space="preserve"> classes</w:t>
+            </w:r>
+            <w:r>
+              <w:rPr>
+                <w:rFonts w:cs="Calibri"/>
+              </w:rPr>
+              <w:t xml:space="preserve">/ </w:t>
+            </w:r>
+            <w:r>
+              <w:rPr>
+                <w:rFonts w:cs="Calibri"/>
+              </w:rPr>
+              <w:t>Interface</w:t>
+            </w:r>
+          </w:p>
+        </w:tc>
+        <w:tc>
+          <w:tcPr>
+            <w:tcW w:w="3078" w:type="dxa"/>
+            <w:tcBorders>
+              <w:left w:val="single" w:sz="12" w:space="0" w:color="auto"/>
+              <w:right w:val="single" w:sz="12" w:space="0" w:color="auto"/>
+            </w:tcBorders>
+          </w:tcPr>
+          <w:p>
+            <w:pPr>
+              <w:cnfStyle w:val="000000000000" w:firstRow="0" w:lastRow="0" w:firstColumn="0" w:lastColumn="0" w:oddVBand="0" w:evenVBand="0" w:oddHBand="0" w:evenHBand="0" w:firstRowFirstColumn="0" w:firstRowLastColumn="0" w:lastRowFirstColumn="0" w:lastRowLastColumn="0"/>
+              <w:rPr>
+                <w:rFonts w:cs="Calibri"/>
+              </w:rPr>
+            </w:pPr>
+          </w:p>
+        </w:tc>
+      </w:tr>
+      <w:tr>
+        <w:trPr>
+          <w:cnfStyle w:val="000000100000" w:firstRow="0" w:lastRow="0" w:firstColumn="0" w:lastColumn="0" w:oddVBand="0" w:evenVBand="0" w:oddHBand="1" w:evenHBand="0" w:firstRowFirstColumn="0" w:firstRowLastColumn="0" w:lastRowFirstColumn="0" w:lastRowLastColumn="0"/>
+        </w:trPr>
+        <w:tc>
+          <w:tcPr>
+            <w:cnfStyle w:val="001000000000" w:firstRow="0" w:lastRow="0" w:firstColumn="1" w:lastColumn="0" w:oddVBand="0" w:evenVBand="0" w:oddHBand="0" w:evenHBand="0" w:firstRowFirstColumn="0" w:firstRowLastColumn="0" w:lastRowFirstColumn="0" w:lastRowLastColumn="0"/>
+            <w:tcW w:w="2808" w:type="dxa"/>
+            <w:tcBorders>
+              <w:left w:val="single" w:sz="12" w:space="0" w:color="auto"/>
+              <w:right w:val="single" w:sz="12" w:space="0" w:color="auto"/>
+            </w:tcBorders>
+          </w:tcPr>
+          <w:p>
+            <w:pPr>
+              <w:rPr>
+                <w:rFonts w:cs="Calibri"/>
+              </w:rPr>
+            </w:pPr>
+            <w:r>
+              <w:rPr>
+                <w:rFonts w:cs="Calibri"/>
+              </w:rPr>
+              <w:t>Ctrl + Shift + N</w:t>
+            </w:r>
+          </w:p>
+        </w:tc>
+        <w:tc>
+          <w:tcPr>
+            <w:tcW w:w="4590" w:type="dxa"/>
+            <w:tcBorders>
+              <w:left w:val="single" w:sz="12" w:space="0" w:color="auto"/>
+              <w:right w:val="single" w:sz="12" w:space="0" w:color="auto"/>
+            </w:tcBorders>
+          </w:tcPr>
+          <w:p>
+            <w:pPr>
+              <w:cnfStyle w:val="000000100000" w:firstRow="0" w:lastRow="0" w:firstColumn="0" w:lastColumn="0" w:oddVBand="0" w:evenVBand="0" w:oddHBand="1" w:evenHBand="0" w:firstRowFirstColumn="0" w:firstRowLastColumn="0" w:lastRowFirstColumn="0" w:lastRowLastColumn="0"/>
+              <w:rPr>
+                <w:rFonts w:cs="Calibri"/>
+              </w:rPr>
+            </w:pPr>
+            <w:r>
+              <w:rPr>
+                <w:rFonts w:cs="Calibri"/>
+              </w:rPr>
+              <w:t>To Create</w:t>
+            </w:r>
+            <w:r>
+              <w:rPr>
+                <w:rFonts w:cs="Calibri"/>
+              </w:rPr>
+              <w:t xml:space="preserve"> </w:t>
+            </w:r>
+            <w:r>
+              <w:rPr>
+                <w:rFonts w:cs="Calibri"/>
+              </w:rPr>
+              <w:t>for files</w:t>
+            </w:r>
+            <w:r>
+              <w:rPr>
+                <w:rFonts w:cs="Calibri"/>
+              </w:rPr>
+              <w:t xml:space="preserve"> other than Classes/Interface</w:t>
+            </w:r>
+          </w:p>
+        </w:tc>
+        <w:tc>
+          <w:tcPr>
+            <w:tcW w:w="3078" w:type="dxa"/>
+            <w:tcBorders>
+              <w:left w:val="single" w:sz="12" w:space="0" w:color="auto"/>
+              <w:right w:val="single" w:sz="12" w:space="0" w:color="auto"/>
+            </w:tcBorders>
+          </w:tcPr>
+          <w:p>
+            <w:pPr>
+              <w:cnfStyle w:val="000000100000" w:firstRow="0" w:lastRow="0" w:firstColumn="0" w:lastColumn="0" w:oddVBand="0" w:evenVBand="0" w:oddHBand="1" w:evenHBand="0" w:firstRowFirstColumn="0" w:firstRowLastColumn="0" w:lastRowFirstColumn="0" w:lastRowLastColumn="0"/>
+              <w:rPr>
+                <w:rFonts w:cs="Calibri"/>
+              </w:rPr>
+            </w:pPr>
+          </w:p>
+        </w:tc>
+      </w:tr>
+      <w:tr>
+        <w:tc>
+          <w:tcPr>
+            <w:cnfStyle w:val="001000000000" w:firstRow="0" w:lastRow="0" w:firstColumn="1" w:lastColumn="0" w:oddVBand="0" w:evenVBand="0" w:oddHBand="0" w:evenHBand="0" w:firstRowFirstColumn="0" w:firstRowLastColumn="0" w:lastRowFirstColumn="0" w:lastRowLastColumn="0"/>
+            <w:tcW w:w="2808" w:type="dxa"/>
+            <w:tcBorders>
+              <w:left w:val="single" w:sz="12" w:space="0" w:color="auto"/>
+              <w:right w:val="single" w:sz="12" w:space="0" w:color="auto"/>
+            </w:tcBorders>
+          </w:tcPr>
+          <w:p>
+            <w:pPr>
+              <w:rPr>
+                <w:rFonts w:cs="Calibri"/>
+              </w:rPr>
+            </w:pPr>
+            <w:r>
+              <w:rPr>
+                <w:rFonts w:cs="Calibri"/>
+              </w:rPr>
+              <w:t>Ctrl + R</w:t>
+            </w:r>
+          </w:p>
+        </w:tc>
+        <w:tc>
+          <w:tcPr>
+            <w:tcW w:w="4590" w:type="dxa"/>
+            <w:tcBorders>
+              <w:left w:val="single" w:sz="12" w:space="0" w:color="auto"/>
+              <w:right w:val="single" w:sz="12" w:space="0" w:color="auto"/>
+            </w:tcBorders>
+          </w:tcPr>
+          <w:p>
+            <w:pPr>
+              <w:cnfStyle w:val="000000000000" w:firstRow="0" w:lastRow="0" w:firstColumn="0" w:lastColumn="0" w:oddVBand="0" w:evenVBand="0" w:oddHBand="0" w:evenHBand="0" w:firstRowFirstColumn="0" w:firstRowLastColumn="0" w:lastRowFirstColumn="0" w:lastRowLastColumn="0"/>
+              <w:rPr>
+                <w:rFonts w:cs="Calibri"/>
+              </w:rPr>
+            </w:pPr>
+            <w:r>
+              <w:rPr>
+                <w:rFonts w:cs="Calibri"/>
+              </w:rPr>
+              <w:t>Find n Replace</w:t>
+            </w:r>
+          </w:p>
+        </w:tc>
+        <w:tc>
+          <w:tcPr>
+            <w:tcW w:w="3078" w:type="dxa"/>
+            <w:tcBorders>
+              <w:left w:val="single" w:sz="12" w:space="0" w:color="auto"/>
+              <w:right w:val="single" w:sz="12" w:space="0" w:color="auto"/>
+            </w:tcBorders>
+          </w:tcPr>
+          <w:p>
+            <w:pPr>
+              <w:cnfStyle w:val="000000000000" w:firstRow="0" w:lastRow="0" w:firstColumn="0" w:lastColumn="0" w:oddVBand="0" w:evenVBand="0" w:oddHBand="0" w:evenHBand="0" w:firstRowFirstColumn="0" w:firstRowLastColumn="0" w:lastRowFirstColumn="0" w:lastRowLastColumn="0"/>
+              <w:rPr>
+                <w:rFonts w:cs="Calibri"/>
+              </w:rPr>
+            </w:pPr>
+          </w:p>
+        </w:tc>
+      </w:tr>
+      <w:tr>
+        <w:trPr>
+          <w:cnfStyle w:val="000000100000" w:firstRow="0" w:lastRow="0" w:firstColumn="0" w:lastColumn="0" w:oddVBand="0" w:evenVBand="0" w:oddHBand="1" w:evenHBand="0" w:firstRowFirstColumn="0" w:firstRowLastColumn="0" w:lastRowFirstColumn="0" w:lastRowLastColumn="0"/>
+        </w:trPr>
+        <w:tc>
+          <w:tcPr>
+            <w:cnfStyle w:val="001000000000" w:firstRow="0" w:lastRow="0" w:firstColumn="1" w:lastColumn="0" w:oddVBand="0" w:evenVBand="0" w:oddHBand="0" w:evenHBand="0" w:firstRowFirstColumn="0" w:firstRowLastColumn="0" w:lastRowFirstColumn="0" w:lastRowLastColumn="0"/>
+            <w:tcW w:w="2808" w:type="dxa"/>
+            <w:tcBorders>
+              <w:left w:val="single" w:sz="12" w:space="0" w:color="auto"/>
+              <w:right w:val="single" w:sz="12" w:space="0" w:color="auto"/>
+            </w:tcBorders>
+          </w:tcPr>
+          <w:p>
+            <w:pPr>
+              <w:rPr>
+                <w:rFonts w:cs="Calibri"/>
+              </w:rPr>
+            </w:pPr>
+            <w:r>
+              <w:rPr>
+                <w:rFonts w:cs="Calibri"/>
+              </w:rPr>
+              <w:t>Ctrl + Alt + T</w:t>
+            </w:r>
+          </w:p>
+        </w:tc>
+        <w:tc>
+          <w:tcPr>
+            <w:tcW w:w="4590" w:type="dxa"/>
+            <w:tcBorders>
+              <w:left w:val="single" w:sz="12" w:space="0" w:color="auto"/>
+              <w:right w:val="single" w:sz="12" w:space="0" w:color="auto"/>
+            </w:tcBorders>
+          </w:tcPr>
+          <w:p>
+            <w:pPr>
+              <w:cnfStyle w:val="000000100000" w:firstRow="0" w:lastRow="0" w:firstColumn="0" w:lastColumn="0" w:oddVBand="0" w:evenVBand="0" w:oddHBand="1" w:evenHBand="0" w:firstRowFirstColumn="0" w:firstRowLastColumn="0" w:lastRowFirstColumn="0" w:lastRowLastColumn="0"/>
+              <w:rPr>
+                <w:rFonts w:cs="Calibri"/>
+              </w:rPr>
+            </w:pPr>
+            <w:r>
+              <w:rPr>
+                <w:rFonts w:cs="Calibri"/>
+              </w:rPr>
+              <w:t>Surround With try catch, if/else, etc..</w:t>
+            </w:r>
+          </w:p>
+        </w:tc>
+        <w:tc>
+          <w:tcPr>
+            <w:tcW w:w="3078" w:type="dxa"/>
+            <w:tcBorders>
+              <w:left w:val="single" w:sz="12" w:space="0" w:color="auto"/>
+              <w:right w:val="single" w:sz="12" w:space="0" w:color="auto"/>
+            </w:tcBorders>
+          </w:tcPr>
+          <w:p>
+            <w:pPr>
+              <w:cnfStyle w:val="000000100000" w:firstRow="0" w:lastRow="0" w:firstColumn="0" w:lastColumn="0" w:oddVBand="0" w:evenVBand="0" w:oddHBand="1" w:evenHBand="0" w:firstRowFirstColumn="0" w:firstRowLastColumn="0" w:lastRowFirstColumn="0" w:lastRowLastColumn="0"/>
+              <w:rPr>
+                <w:rFonts w:cs="Calibri"/>
+              </w:rPr>
+            </w:pPr>
+          </w:p>
+        </w:tc>
+      </w:tr>
+      <w:tr>
+        <w:tc>
+          <w:tcPr>
+            <w:cnfStyle w:val="001000000000" w:firstRow="0" w:lastRow="0" w:firstColumn="1" w:lastColumn="0" w:oddVBand="0" w:evenVBand="0" w:oddHBand="0" w:evenHBand="0" w:firstRowFirstColumn="0" w:firstRowLastColumn="0" w:lastRowFirstColumn="0" w:lastRowLastColumn="0"/>
+            <w:tcW w:w="2808" w:type="dxa"/>
+            <w:tcBorders>
+              <w:left w:val="single" w:sz="12" w:space="0" w:color="auto"/>
+              <w:right w:val="single" w:sz="12" w:space="0" w:color="auto"/>
+            </w:tcBorders>
+          </w:tcPr>
+          <w:p>
+            <w:pPr>
+              <w:rPr>
+                <w:rFonts w:cs="Calibri"/>
+              </w:rPr>
+            </w:pPr>
+            <w:r>
+              <w:rPr>
+                <w:rFonts w:cs="Calibri"/>
+              </w:rPr>
+              <w:t>Ctrl + D</w:t>
+            </w:r>
+          </w:p>
+        </w:tc>
+        <w:tc>
+          <w:tcPr>
+            <w:tcW w:w="4590" w:type="dxa"/>
+            <w:tcBorders>
+              <w:left w:val="single" w:sz="12" w:space="0" w:color="auto"/>
+              <w:right w:val="single" w:sz="12" w:space="0" w:color="auto"/>
+            </w:tcBorders>
+          </w:tcPr>
+          <w:p>
+            <w:pPr>
+              <w:cnfStyle w:val="000000000000" w:firstRow="0" w:lastRow="0" w:firstColumn="0" w:lastColumn="0" w:oddVBand="0" w:evenVBand="0" w:oddHBand="0" w:evenHBand="0" w:firstRowFirstColumn="0" w:firstRowLastColumn="0" w:lastRowFirstColumn="0" w:lastRowLastColumn="0"/>
+              <w:rPr>
+                <w:rFonts w:cs="Calibri"/>
+              </w:rPr>
+            </w:pPr>
+            <w:r>
+              <w:rPr>
+                <w:rFonts w:cs="Calibri"/>
+              </w:rPr>
+              <w:t>To duplicate a line in IntelliJ IDEA</w:t>
+            </w:r>
+          </w:p>
+        </w:tc>
+        <w:tc>
+          <w:tcPr>
+            <w:tcW w:w="3078" w:type="dxa"/>
+            <w:tcBorders>
+              <w:left w:val="single" w:sz="12" w:space="0" w:color="auto"/>
+              <w:right w:val="single" w:sz="12" w:space="0" w:color="auto"/>
+            </w:tcBorders>
+          </w:tcPr>
+          <w:p>
+            <w:pPr>
+              <w:cnfStyle w:val="000000000000" w:firstRow="0" w:lastRow="0" w:firstColumn="0" w:lastColumn="0" w:oddVBand="0" w:evenVBand="0" w:oddHBand="0" w:evenHBand="0" w:firstRowFirstColumn="0" w:firstRowLastColumn="0" w:lastRowFirstColumn="0" w:lastRowLastColumn="0"/>
+              <w:rPr>
+                <w:rFonts w:cs="Calibri"/>
+              </w:rPr>
+            </w:pPr>
+          </w:p>
+        </w:tc>
+      </w:tr>
+      <w:tr>
+        <w:trPr>
+          <w:cnfStyle w:val="000000100000" w:firstRow="0" w:lastRow="0" w:firstColumn="0" w:lastColumn="0" w:oddVBand="0" w:evenVBand="0" w:oddHBand="1" w:evenHBand="0" w:firstRowFirstColumn="0" w:firstRowLastColumn="0" w:lastRowFirstColumn="0" w:lastRowLastColumn="0"/>
+        </w:trPr>
+        <w:tc>
+          <w:tcPr>
+            <w:cnfStyle w:val="001000000000" w:firstRow="0" w:lastRow="0" w:firstColumn="1" w:lastColumn="0" w:oddVBand="0" w:evenVBand="0" w:oddHBand="0" w:evenHBand="0" w:firstRowFirstColumn="0" w:firstRowLastColumn="0" w:lastRowFirstColumn="0" w:lastRowLastColumn="0"/>
+            <w:tcW w:w="2808" w:type="dxa"/>
+            <w:tcBorders>
+              <w:left w:val="single" w:sz="12" w:space="0" w:color="auto"/>
+              <w:right w:val="single" w:sz="12" w:space="0" w:color="auto"/>
+            </w:tcBorders>
+          </w:tcPr>
+          <w:p>
+            <w:pPr>
+              <w:rPr>
+                <w:rFonts w:cs="Calibri"/>
+              </w:rPr>
+            </w:pPr>
+            <w:r>
+              <w:rPr>
+                <w:rFonts w:cs="Calibri"/>
+              </w:rPr>
+              <w:t>Ctrl + X</w:t>
+            </w:r>
+          </w:p>
+        </w:tc>
+        <w:tc>
+          <w:tcPr>
+            <w:tcW w:w="4590" w:type="dxa"/>
+            <w:tcBorders>
+              <w:left w:val="single" w:sz="12" w:space="0" w:color="auto"/>
+              <w:right w:val="single" w:sz="12" w:space="0" w:color="auto"/>
+            </w:tcBorders>
+          </w:tcPr>
+          <w:p>
+            <w:pPr>
+              <w:cnfStyle w:val="000000100000" w:firstRow="0" w:lastRow="0" w:firstColumn="0" w:lastColumn="0" w:oddVBand="0" w:evenVBand="0" w:oddHBand="1" w:evenHBand="0" w:firstRowFirstColumn="0" w:firstRowLastColumn="0" w:lastRowFirstColumn="0" w:lastRowLastColumn="0"/>
+              <w:rPr>
+                <w:rFonts w:cs="Calibri"/>
+              </w:rPr>
+            </w:pPr>
+            <w:r>
+              <w:rPr>
+                <w:rFonts w:cs="Calibri"/>
+              </w:rPr>
+              <w:t>To delete a line</w:t>
+            </w:r>
+          </w:p>
+        </w:tc>
+        <w:tc>
+          <w:tcPr>
+            <w:tcW w:w="3078" w:type="dxa"/>
+            <w:tcBorders>
+              <w:left w:val="single" w:sz="12" w:space="0" w:color="auto"/>
+              <w:right w:val="single" w:sz="12" w:space="0" w:color="auto"/>
+            </w:tcBorders>
+          </w:tcPr>
+          <w:p>
+            <w:pPr>
+              <w:cnfStyle w:val="000000100000" w:firstRow="0" w:lastRow="0" w:firstColumn="0" w:lastColumn="0" w:oddVBand="0" w:evenVBand="0" w:oddHBand="1" w:evenHBand="0" w:firstRowFirstColumn="0" w:firstRowLastColumn="0" w:lastRowFirstColumn="0" w:lastRowLastColumn="0"/>
+              <w:rPr>
+                <w:rFonts w:cs="Calibri"/>
+              </w:rPr>
+            </w:pPr>
+          </w:p>
+        </w:tc>
+      </w:tr>
+      <w:tr>
+        <w:tc>
+          <w:tcPr>
+            <w:cnfStyle w:val="001000000000" w:firstRow="0" w:lastRow="0" w:firstColumn="1" w:lastColumn="0" w:oddVBand="0" w:evenVBand="0" w:oddHBand="0" w:evenHBand="0" w:firstRowFirstColumn="0" w:firstRowLastColumn="0" w:lastRowFirstColumn="0" w:lastRowLastColumn="0"/>
+            <w:tcW w:w="2808" w:type="dxa"/>
+            <w:tcBorders>
+              <w:left w:val="single" w:sz="12" w:space="0" w:color="auto"/>
+              <w:right w:val="single" w:sz="12" w:space="0" w:color="auto"/>
+            </w:tcBorders>
+          </w:tcPr>
+          <w:p>
+            <w:pPr>
+              <w:rPr>
+                <w:rFonts w:cs="Calibri"/>
+              </w:rPr>
+            </w:pPr>
+          </w:p>
+        </w:tc>
+        <w:tc>
+          <w:tcPr>
+            <w:tcW w:w="4590" w:type="dxa"/>
+            <w:tcBorders>
+              <w:left w:val="single" w:sz="12" w:space="0" w:color="auto"/>
+              <w:right w:val="single" w:sz="12" w:space="0" w:color="auto"/>
+            </w:tcBorders>
+          </w:tcPr>
+          <w:p>
+            <w:pPr>
+              <w:cnfStyle w:val="000000000000" w:firstRow="0" w:lastRow="0" w:firstColumn="0" w:lastColumn="0" w:oddVBand="0" w:evenVBand="0" w:oddHBand="0" w:evenHBand="0" w:firstRowFirstColumn="0" w:firstRowLastColumn="0" w:lastRowFirstColumn="0" w:lastRowLastColumn="0"/>
+              <w:rPr>
+                <w:rFonts w:cs="Calibri"/>
+              </w:rPr>
+            </w:pPr>
+          </w:p>
+        </w:tc>
+        <w:tc>
+          <w:tcPr>
+            <w:tcW w:w="3078" w:type="dxa"/>
+            <w:tcBorders>
+              <w:left w:val="single" w:sz="12" w:space="0" w:color="auto"/>
+              <w:right w:val="single" w:sz="12" w:space="0" w:color="auto"/>
+            </w:tcBorders>
+          </w:tcPr>
+          <w:p>
+            <w:pPr>
+              <w:cnfStyle w:val="000000000000" w:firstRow="0" w:lastRow="0" w:firstColumn="0" w:lastColumn="0" w:oddVBand="0" w:evenVBand="0" w:oddHBand="0" w:evenHBand="0" w:firstRowFirstColumn="0" w:firstRowLastColumn="0" w:lastRowFirstColumn="0" w:lastRowLastColumn="0"/>
+              <w:rPr>
+                <w:rFonts w:cs="Calibri"/>
+              </w:rPr>
+            </w:pPr>
+          </w:p>
+        </w:tc>
+      </w:tr>
+      <w:tr>
+        <w:trPr>
+          <w:cnfStyle w:val="000000100000" w:firstRow="0" w:lastRow="0" w:firstColumn="0" w:lastColumn="0" w:oddVBand="0" w:evenVBand="0" w:oddHBand="1" w:evenHBand="0" w:firstRowFirstColumn="0" w:firstRowLastColumn="0" w:lastRowFirstColumn="0" w:lastRowLastColumn="0"/>
+        </w:trPr>
+        <w:tc>
+          <w:tcPr>
+            <w:cnfStyle w:val="001000000000" w:firstRow="0" w:lastRow="0" w:firstColumn="1" w:lastColumn="0" w:oddVBand="0" w:evenVBand="0" w:oddHBand="0" w:evenHBand="0" w:firstRowFirstColumn="0" w:firstRowLastColumn="0" w:lastRowFirstColumn="0" w:lastRowLastColumn="0"/>
+            <w:tcW w:w="2808" w:type="dxa"/>
+            <w:tcBorders>
+              <w:left w:val="single" w:sz="12" w:space="0" w:color="auto"/>
+              <w:right w:val="single" w:sz="12" w:space="0" w:color="auto"/>
+            </w:tcBorders>
+          </w:tcPr>
+          <w:p>
+            <w:pPr>
+              <w:rPr>
+                <w:rFonts w:cs="Calibri"/>
+              </w:rPr>
+            </w:pPr>
+          </w:p>
+        </w:tc>
+        <w:tc>
+          <w:tcPr>
+            <w:tcW w:w="4590" w:type="dxa"/>
+            <w:tcBorders>
+              <w:left w:val="single" w:sz="12" w:space="0" w:color="auto"/>
+              <w:right w:val="single" w:sz="12" w:space="0" w:color="auto"/>
+            </w:tcBorders>
+          </w:tcPr>
+          <w:p>
+            <w:pPr>
+              <w:cnfStyle w:val="000000100000" w:firstRow="0" w:lastRow="0" w:firstColumn="0" w:lastColumn="0" w:oddVBand="0" w:evenVBand="0" w:oddHBand="1" w:evenHBand="0" w:firstRowFirstColumn="0" w:firstRowLastColumn="0" w:lastRowFirstColumn="0" w:lastRowLastColumn="0"/>
+              <w:rPr>
+                <w:rFonts w:cs="Calibri"/>
+              </w:rPr>
+            </w:pPr>
+          </w:p>
+        </w:tc>
+        <w:tc>
+          <w:tcPr>
+            <w:tcW w:w="3078" w:type="dxa"/>
+            <w:tcBorders>
+              <w:left w:val="single" w:sz="12" w:space="0" w:color="auto"/>
+              <w:right w:val="single" w:sz="12" w:space="0" w:color="auto"/>
+            </w:tcBorders>
+          </w:tcPr>
+          <w:p>
+            <w:pPr>
+              <w:cnfStyle w:val="000000100000" w:firstRow="0" w:lastRow="0" w:firstColumn="0" w:lastColumn="0" w:oddVBand="0" w:evenVBand="0" w:oddHBand="1" w:evenHBand="0" w:firstRowFirstColumn="0" w:firstRowLastColumn="0" w:lastRowFirstColumn="0" w:lastRowLastColumn="0"/>
+              <w:rPr>
+                <w:rFonts w:cs="Calibri"/>
+              </w:rPr>
+            </w:pPr>
+          </w:p>
+        </w:tc>
+      </w:tr>
+      <w:tr>
+        <w:tc>
+          <w:tcPr>
+            <w:cnfStyle w:val="001000000000" w:firstRow="0" w:lastRow="0" w:firstColumn="1" w:lastColumn="0" w:oddVBand="0" w:evenVBand="0" w:oddHBand="0" w:evenHBand="0" w:firstRowFirstColumn="0" w:firstRowLastColumn="0" w:lastRowFirstColumn="0" w:lastRowLastColumn="0"/>
+            <w:tcW w:w="2808" w:type="dxa"/>
+            <w:tcBorders>
+              <w:left w:val="single" w:sz="12" w:space="0" w:color="auto"/>
+              <w:right w:val="single" w:sz="12" w:space="0" w:color="auto"/>
+            </w:tcBorders>
+          </w:tcPr>
+          <w:p>
+            <w:pPr>
+              <w:rPr>
+                <w:rFonts w:cs="Calibri"/>
+              </w:rPr>
+            </w:pPr>
+          </w:p>
+        </w:tc>
+        <w:tc>
+          <w:tcPr>
+            <w:tcW w:w="4590" w:type="dxa"/>
+            <w:tcBorders>
+              <w:left w:val="single" w:sz="12" w:space="0" w:color="auto"/>
+              <w:right w:val="single" w:sz="12" w:space="0" w:color="auto"/>
+            </w:tcBorders>
+          </w:tcPr>
+          <w:p>
+            <w:pPr>
+              <w:cnfStyle w:val="000000000000" w:firstRow="0" w:lastRow="0" w:firstColumn="0" w:lastColumn="0" w:oddVBand="0" w:evenVBand="0" w:oddHBand="0" w:evenHBand="0" w:firstRowFirstColumn="0" w:firstRowLastColumn="0" w:lastRowFirstColumn="0" w:lastRowLastColumn="0"/>
+              <w:rPr>
+                <w:rFonts w:cs="Calibri"/>
+              </w:rPr>
+            </w:pPr>
+          </w:p>
+        </w:tc>
+        <w:tc>
+          <w:tcPr>
+            <w:tcW w:w="3078" w:type="dxa"/>
+            <w:tcBorders>
+              <w:left w:val="single" w:sz="12" w:space="0" w:color="auto"/>
+              <w:right w:val="single" w:sz="12" w:space="0" w:color="auto"/>
+            </w:tcBorders>
+          </w:tcPr>
+          <w:p>
+            <w:pPr>
+              <w:cnfStyle w:val="000000000000" w:firstRow="0" w:lastRow="0" w:firstColumn="0" w:lastColumn="0" w:oddVBand="0" w:evenVBand="0" w:oddHBand="0" w:evenHBand="0" w:firstRowFirstColumn="0" w:firstRowLastColumn="0" w:lastRowFirstColumn="0" w:lastRowLastColumn="0"/>
+              <w:rPr>
+                <w:rFonts w:cs="Calibri"/>
+              </w:rPr>
+            </w:pPr>
+          </w:p>
+        </w:tc>
+      </w:tr>
+      <w:tr>
+        <w:trPr>
+          <w:cnfStyle w:val="000000100000" w:firstRow="0" w:lastRow="0" w:firstColumn="0" w:lastColumn="0" w:oddVBand="0" w:evenVBand="0" w:oddHBand="1" w:evenHBand="0" w:firstRowFirstColumn="0" w:firstRowLastColumn="0" w:lastRowFirstColumn="0" w:lastRowLastColumn="0"/>
+        </w:trPr>
+        <w:tc>
+          <w:tcPr>
+            <w:cnfStyle w:val="001000000000" w:firstRow="0" w:lastRow="0" w:firstColumn="1" w:lastColumn="0" w:oddVBand="0" w:evenVBand="0" w:oddHBand="0" w:evenHBand="0" w:firstRowFirstColumn="0" w:firstRowLastColumn="0" w:lastRowFirstColumn="0" w:lastRowLastColumn="0"/>
+            <w:tcW w:w="2808" w:type="dxa"/>
+            <w:tcBorders>
+              <w:left w:val="single" w:sz="12" w:space="0" w:color="auto"/>
+              <w:right w:val="single" w:sz="12" w:space="0" w:color="auto"/>
+            </w:tcBorders>
+          </w:tcPr>
+          <w:p>
+            <w:pPr>
+              <w:rPr>
+                <w:rFonts w:cs="Calibri"/>
+              </w:rPr>
+            </w:pPr>
+          </w:p>
+        </w:tc>
+        <w:tc>
+          <w:tcPr>
+            <w:tcW w:w="4590" w:type="dxa"/>
+            <w:tcBorders>
+              <w:left w:val="single" w:sz="12" w:space="0" w:color="auto"/>
+              <w:right w:val="single" w:sz="12" w:space="0" w:color="auto"/>
+            </w:tcBorders>
+          </w:tcPr>
+          <w:p>
+            <w:pPr>
+              <w:cnfStyle w:val="000000100000" w:firstRow="0" w:lastRow="0" w:firstColumn="0" w:lastColumn="0" w:oddVBand="0" w:evenVBand="0" w:oddHBand="1" w:evenHBand="0" w:firstRowFirstColumn="0" w:firstRowLastColumn="0" w:lastRowFirstColumn="0" w:lastRowLastColumn="0"/>
+              <w:rPr>
+                <w:rFonts w:cs="Calibri"/>
+              </w:rPr>
+            </w:pPr>
+          </w:p>
+        </w:tc>
+        <w:tc>
+          <w:tcPr>
+            <w:tcW w:w="3078" w:type="dxa"/>
+            <w:tcBorders>
+              <w:left w:val="single" w:sz="12" w:space="0" w:color="auto"/>
+              <w:right w:val="single" w:sz="12" w:space="0" w:color="auto"/>
+            </w:tcBorders>
+          </w:tcPr>
+          <w:p>
+            <w:pPr>
+              <w:cnfStyle w:val="000000100000" w:firstRow="0" w:lastRow="0" w:firstColumn="0" w:lastColumn="0" w:oddVBand="0" w:evenVBand="0" w:oddHBand="1" w:evenHBand="0" w:firstRowFirstColumn="0" w:firstRowLastColumn="0" w:lastRowFirstColumn="0" w:lastRowLastColumn="0"/>
+              <w:rPr>
+                <w:rFonts w:cs="Calibri"/>
+              </w:rPr>
+            </w:pPr>
+          </w:p>
+        </w:tc>
+      </w:tr>
+      <w:tr>
+        <w:tc>
+          <w:tcPr>
+            <w:cnfStyle w:val="001000000000" w:firstRow="0" w:lastRow="0" w:firstColumn="1" w:lastColumn="0" w:oddVBand="0" w:evenVBand="0" w:oddHBand="0" w:evenHBand="0" w:firstRowFirstColumn="0" w:firstRowLastColumn="0" w:lastRowFirstColumn="0" w:lastRowLastColumn="0"/>
+            <w:tcW w:w="2808" w:type="dxa"/>
+            <w:tcBorders>
+              <w:left w:val="single" w:sz="12" w:space="0" w:color="auto"/>
+              <w:right w:val="single" w:sz="12" w:space="0" w:color="auto"/>
+            </w:tcBorders>
+          </w:tcPr>
+          <w:p>
+            <w:pPr>
+              <w:rPr>
+                <w:rFonts w:cs="Calibri"/>
+              </w:rPr>
+            </w:pPr>
+          </w:p>
+        </w:tc>
+        <w:tc>
+          <w:tcPr>
+            <w:tcW w:w="4590" w:type="dxa"/>
+            <w:tcBorders>
+              <w:left w:val="single" w:sz="12" w:space="0" w:color="auto"/>
+              <w:right w:val="single" w:sz="12" w:space="0" w:color="auto"/>
+            </w:tcBorders>
+          </w:tcPr>
+          <w:p>
+            <w:pPr>
+              <w:cnfStyle w:val="000000000000" w:firstRow="0" w:lastRow="0" w:firstColumn="0" w:lastColumn="0" w:oddVBand="0" w:evenVBand="0" w:oddHBand="0" w:evenHBand="0" w:firstRowFirstColumn="0" w:firstRowLastColumn="0" w:lastRowFirstColumn="0" w:lastRowLastColumn="0"/>
+              <w:rPr>
+                <w:rFonts w:cs="Calibri"/>
+              </w:rPr>
+            </w:pPr>
+          </w:p>
+        </w:tc>
+        <w:tc>
+          <w:tcPr>
+            <w:tcW w:w="3078" w:type="dxa"/>
+            <w:tcBorders>
+              <w:left w:val="single" w:sz="12" w:space="0" w:color="auto"/>
+              <w:right w:val="single" w:sz="12" w:space="0" w:color="auto"/>
+            </w:tcBorders>
+          </w:tcPr>
+          <w:p>
+            <w:pPr>
+              <w:cnfStyle w:val="000000000000" w:firstRow="0" w:lastRow="0" w:firstColumn="0" w:lastColumn="0" w:oddVBand="0" w:evenVBand="0" w:oddHBand="0" w:evenHBand="0" w:firstRowFirstColumn="0" w:firstRowLastColumn="0" w:lastRowFirstColumn="0" w:lastRowLastColumn="0"/>
+              <w:rPr>
+                <w:rFonts w:cs="Calibri"/>
+              </w:rPr>
+            </w:pPr>
+          </w:p>
+        </w:tc>
+      </w:tr>
+      <w:tr>
+        <w:trPr>
+          <w:cnfStyle w:val="000000100000" w:firstRow="0" w:lastRow="0" w:firstColumn="0" w:lastColumn="0" w:oddVBand="0" w:evenVBand="0" w:oddHBand="1" w:evenHBand="0" w:firstRowFirstColumn="0" w:firstRowLastColumn="0" w:lastRowFirstColumn="0" w:lastRowLastColumn="0"/>
+        </w:trPr>
+        <w:tc>
+          <w:tcPr>
+            <w:cnfStyle w:val="001000000000" w:firstRow="0" w:lastRow="0" w:firstColumn="1" w:lastColumn="0" w:oddVBand="0" w:evenVBand="0" w:oddHBand="0" w:evenHBand="0" w:firstRowFirstColumn="0" w:firstRowLastColumn="0" w:lastRowFirstColumn="0" w:lastRowLastColumn="0"/>
+            <w:tcW w:w="2808" w:type="dxa"/>
+            <w:tcBorders>
+              <w:left w:val="single" w:sz="12" w:space="0" w:color="auto"/>
+              <w:right w:val="single" w:sz="12" w:space="0" w:color="auto"/>
+            </w:tcBorders>
+          </w:tcPr>
+          <w:p>
+            <w:pPr>
+              <w:rPr>
+                <w:rFonts w:cs="Calibri"/>
+              </w:rPr>
+            </w:pPr>
+          </w:p>
+        </w:tc>
+        <w:tc>
+          <w:tcPr>
+            <w:tcW w:w="4590" w:type="dxa"/>
+            <w:tcBorders>
+              <w:left w:val="single" w:sz="12" w:space="0" w:color="auto"/>
+              <w:right w:val="single" w:sz="12" w:space="0" w:color="auto"/>
+            </w:tcBorders>
+          </w:tcPr>
+          <w:p>
+            <w:pPr>
+              <w:cnfStyle w:val="000000100000" w:firstRow="0" w:lastRow="0" w:firstColumn="0" w:lastColumn="0" w:oddVBand="0" w:evenVBand="0" w:oddHBand="1" w:evenHBand="0" w:firstRowFirstColumn="0" w:firstRowLastColumn="0" w:lastRowFirstColumn="0" w:lastRowLastColumn="0"/>
+              <w:rPr>
+                <w:rFonts w:cs="Calibri"/>
+              </w:rPr>
+            </w:pPr>
+          </w:p>
+        </w:tc>
+        <w:tc>
+          <w:tcPr>
+            <w:tcW w:w="3078" w:type="dxa"/>
+            <w:tcBorders>
+              <w:left w:val="single" w:sz="12" w:space="0" w:color="auto"/>
+              <w:right w:val="single" w:sz="12" w:space="0" w:color="auto"/>
+            </w:tcBorders>
+          </w:tcPr>
+          <w:p>
+            <w:pPr>
+              <w:cnfStyle w:val="000000100000" w:firstRow="0" w:lastRow="0" w:firstColumn="0" w:lastColumn="0" w:oddVBand="0" w:evenVBand="0" w:oddHBand="1" w:evenHBand="0" w:firstRowFirstColumn="0" w:firstRowLastColumn="0" w:lastRowFirstColumn="0" w:lastRowLastColumn="0"/>
+              <w:rPr>
+                <w:rFonts w:cs="Calibri"/>
+              </w:rPr>
+            </w:pPr>
+          </w:p>
+        </w:tc>
+      </w:tr>
+      <w:tr>
+        <w:tc>
+          <w:tcPr>
+            <w:cnfStyle w:val="001000000000" w:firstRow="0" w:lastRow="0" w:firstColumn="1" w:lastColumn="0" w:oddVBand="0" w:evenVBand="0" w:oddHBand="0" w:evenHBand="0" w:firstRowFirstColumn="0" w:firstRowLastColumn="0" w:lastRowFirstColumn="0" w:lastRowLastColumn="0"/>
+            <w:tcW w:w="2808" w:type="dxa"/>
+            <w:tcBorders>
+              <w:left w:val="single" w:sz="12" w:space="0" w:color="auto"/>
+              <w:right w:val="single" w:sz="12" w:space="0" w:color="auto"/>
+            </w:tcBorders>
+          </w:tcPr>
+          <w:p>
+            <w:pPr>
+              <w:rPr>
+                <w:rFonts w:cs="Calibri"/>
+              </w:rPr>
+            </w:pPr>
+          </w:p>
+        </w:tc>
+        <w:tc>
+          <w:tcPr>
+            <w:tcW w:w="4590" w:type="dxa"/>
+            <w:tcBorders>
+              <w:left w:val="single" w:sz="12" w:space="0" w:color="auto"/>
+              <w:right w:val="single" w:sz="12" w:space="0" w:color="auto"/>
+            </w:tcBorders>
+          </w:tcPr>
+          <w:p>
+            <w:pPr>
+              <w:cnfStyle w:val="000000000000" w:firstRow="0" w:lastRow="0" w:firstColumn="0" w:lastColumn="0" w:oddVBand="0" w:evenVBand="0" w:oddHBand="0" w:evenHBand="0" w:firstRowFirstColumn="0" w:firstRowLastColumn="0" w:lastRowFirstColumn="0" w:lastRowLastColumn="0"/>
+              <w:rPr>
+                <w:rFonts w:cs="Calibri"/>
+              </w:rPr>
+            </w:pPr>
+          </w:p>
+        </w:tc>
+        <w:tc>
+          <w:tcPr>
+            <w:tcW w:w="3078" w:type="dxa"/>
+            <w:tcBorders>
+              <w:left w:val="single" w:sz="12" w:space="0" w:color="auto"/>
+              <w:right w:val="single" w:sz="12" w:space="0" w:color="auto"/>
+            </w:tcBorders>
+          </w:tcPr>
+          <w:p>
+            <w:pPr>
+              <w:cnfStyle w:val="000000000000" w:firstRow="0" w:lastRow="0" w:firstColumn="0" w:lastColumn="0" w:oddVBand="0" w:evenVBand="0" w:oddHBand="0" w:evenHBand="0" w:firstRowFirstColumn="0" w:firstRowLastColumn="0" w:lastRowFirstColumn="0" w:lastRowLastColumn="0"/>
+              <w:rPr>
+                <w:rFonts w:cs="Calibri"/>
+              </w:rPr>
+            </w:pPr>
+          </w:p>
+        </w:tc>
+      </w:tr>
+      <w:tr>
+        <w:trPr>
+          <w:cnfStyle w:val="000000100000" w:firstRow="0" w:lastRow="0" w:firstColumn="0" w:lastColumn="0" w:oddVBand="0" w:evenVBand="0" w:oddHBand="1" w:evenHBand="0" w:firstRowFirstColumn="0" w:firstRowLastColumn="0" w:lastRowFirstColumn="0" w:lastRowLastColumn="0"/>
+        </w:trPr>
+        <w:tc>
+          <w:tcPr>
+            <w:cnfStyle w:val="001000000000" w:firstRow="0" w:lastRow="0" w:firstColumn="1" w:lastColumn="0" w:oddVBand="0" w:evenVBand="0" w:oddHBand="0" w:evenHBand="0" w:firstRowFirstColumn="0" w:firstRowLastColumn="0" w:lastRowFirstColumn="0" w:lastRowLastColumn="0"/>
+            <w:tcW w:w="2808" w:type="dxa"/>
+            <w:tcBorders>
+              <w:left w:val="single" w:sz="12" w:space="0" w:color="auto"/>
+              <w:right w:val="single" w:sz="12" w:space="0" w:color="auto"/>
+            </w:tcBorders>
+          </w:tcPr>
+          <w:p>
+            <w:pPr>
+              <w:rPr>
+                <w:rFonts w:cs="Calibri"/>
+              </w:rPr>
+            </w:pPr>
+          </w:p>
+        </w:tc>
+        <w:tc>
+          <w:tcPr>
+            <w:tcW w:w="4590" w:type="dxa"/>
+            <w:tcBorders>
+              <w:left w:val="single" w:sz="12" w:space="0" w:color="auto"/>
+              <w:right w:val="single" w:sz="12" w:space="0" w:color="auto"/>
+            </w:tcBorders>
+          </w:tcPr>
+          <w:p>
+            <w:pPr>
+              <w:cnfStyle w:val="000000100000" w:firstRow="0" w:lastRow="0" w:firstColumn="0" w:lastColumn="0" w:oddVBand="0" w:evenVBand="0" w:oddHBand="1" w:evenHBand="0" w:firstRowFirstColumn="0" w:firstRowLastColumn="0" w:lastRowFirstColumn="0" w:lastRowLastColumn="0"/>
+              <w:rPr>
+                <w:rFonts w:cs="Calibri"/>
+              </w:rPr>
+            </w:pPr>
+          </w:p>
+        </w:tc>
+        <w:tc>
+          <w:tcPr>
+            <w:tcW w:w="3078" w:type="dxa"/>
+            <w:tcBorders>
+              <w:left w:val="single" w:sz="12" w:space="0" w:color="auto"/>
+              <w:right w:val="single" w:sz="12" w:space="0" w:color="auto"/>
+            </w:tcBorders>
+          </w:tcPr>
+          <w:p>
+            <w:pPr>
+              <w:cnfStyle w:val="000000100000" w:firstRow="0" w:lastRow="0" w:firstColumn="0" w:lastColumn="0" w:oddVBand="0" w:evenVBand="0" w:oddHBand="1" w:evenHBand="0" w:firstRowFirstColumn="0" w:firstRowLastColumn="0" w:lastRowFirstColumn="0" w:lastRowLastColumn="0"/>
+              <w:rPr>
+                <w:rFonts w:cs="Calibri"/>
+              </w:rPr>
+            </w:pPr>
+          </w:p>
+        </w:tc>
+      </w:tr>
+      <w:tr>
+        <w:tc>
+          <w:tcPr>
+            <w:cnfStyle w:val="001000000000" w:firstRow="0" w:lastRow="0" w:firstColumn="1" w:lastColumn="0" w:oddVBand="0" w:evenVBand="0" w:oddHBand="0" w:evenHBand="0" w:firstRowFirstColumn="0" w:firstRowLastColumn="0" w:lastRowFirstColumn="0" w:lastRowLastColumn="0"/>
+            <w:tcW w:w="2808" w:type="dxa"/>
+            <w:tcBorders>
+              <w:left w:val="single" w:sz="12" w:space="0" w:color="auto"/>
+              <w:right w:val="single" w:sz="12" w:space="0" w:color="auto"/>
+            </w:tcBorders>
+          </w:tcPr>
+          <w:p>
+            <w:pPr>
+              <w:rPr>
+                <w:rFonts w:cs="Calibri"/>
+              </w:rPr>
+            </w:pPr>
+          </w:p>
+        </w:tc>
+        <w:tc>
+          <w:tcPr>
+            <w:tcW w:w="4590" w:type="dxa"/>
+            <w:tcBorders>
+              <w:left w:val="single" w:sz="12" w:space="0" w:color="auto"/>
+              <w:right w:val="single" w:sz="12" w:space="0" w:color="auto"/>
+            </w:tcBorders>
+          </w:tcPr>
+          <w:p>
+            <w:pPr>
+              <w:cnfStyle w:val="000000000000" w:firstRow="0" w:lastRow="0" w:firstColumn="0" w:lastColumn="0" w:oddVBand="0" w:evenVBand="0" w:oddHBand="0" w:evenHBand="0" w:firstRowFirstColumn="0" w:firstRowLastColumn="0" w:lastRowFirstColumn="0" w:lastRowLastColumn="0"/>
+              <w:rPr>
+                <w:rFonts w:cs="Calibri"/>
+              </w:rPr>
+            </w:pPr>
+          </w:p>
+        </w:tc>
+        <w:tc>
+          <w:tcPr>
+            <w:tcW w:w="3078" w:type="dxa"/>
+            <w:tcBorders>
+              <w:left w:val="single" w:sz="12" w:space="0" w:color="auto"/>
+              <w:right w:val="single" w:sz="12" w:space="0" w:color="auto"/>
+            </w:tcBorders>
+          </w:tcPr>
+          <w:p>
+            <w:pPr>
+              <w:cnfStyle w:val="000000000000" w:firstRow="0" w:lastRow="0" w:firstColumn="0" w:lastColumn="0" w:oddVBand="0" w:evenVBand="0" w:oddHBand="0" w:evenHBand="0" w:firstRowFirstColumn="0" w:firstRowLastColumn="0" w:lastRowFirstColumn="0" w:lastRowLastColumn="0"/>
+              <w:rPr>
+                <w:rFonts w:cs="Calibri"/>
+              </w:rPr>
+            </w:pPr>
+          </w:p>
+        </w:tc>
+      </w:tr>
+      <w:tr>
+        <w:trPr>
+          <w:cnfStyle w:val="000000100000" w:firstRow="0" w:lastRow="0" w:firstColumn="0" w:lastColumn="0" w:oddVBand="0" w:evenVBand="0" w:oddHBand="1" w:evenHBand="0" w:firstRowFirstColumn="0" w:firstRowLastColumn="0" w:lastRowFirstColumn="0" w:lastRowLastColumn="0"/>
+        </w:trPr>
+        <w:tc>
+          <w:tcPr>
+            <w:cnfStyle w:val="001000000000" w:firstRow="0" w:lastRow="0" w:firstColumn="1" w:lastColumn="0" w:oddVBand="0" w:evenVBand="0" w:oddHBand="0" w:evenHBand="0" w:firstRowFirstColumn="0" w:firstRowLastColumn="0" w:lastRowFirstColumn="0" w:lastRowLastColumn="0"/>
+            <w:tcW w:w="2808" w:type="dxa"/>
+            <w:tcBorders>
+              <w:left w:val="single" w:sz="12" w:space="0" w:color="auto"/>
+              <w:right w:val="single" w:sz="12" w:space="0" w:color="auto"/>
+            </w:tcBorders>
+          </w:tcPr>
+          <w:p>
+            <w:pPr>
+              <w:rPr>
+                <w:rFonts w:cs="Calibri"/>
+              </w:rPr>
+            </w:pPr>
+          </w:p>
+        </w:tc>
+        <w:tc>
+          <w:tcPr>
+            <w:tcW w:w="4590" w:type="dxa"/>
+            <w:tcBorders>
+              <w:left w:val="single" w:sz="12" w:space="0" w:color="auto"/>
+              <w:right w:val="single" w:sz="12" w:space="0" w:color="auto"/>
+            </w:tcBorders>
+          </w:tcPr>
+          <w:p>
+            <w:pPr>
+              <w:cnfStyle w:val="000000100000" w:firstRow="0" w:lastRow="0" w:firstColumn="0" w:lastColumn="0" w:oddVBand="0" w:evenVBand="0" w:oddHBand="1" w:evenHBand="0" w:firstRowFirstColumn="0" w:firstRowLastColumn="0" w:lastRowFirstColumn="0" w:lastRowLastColumn="0"/>
+              <w:rPr>
+                <w:rFonts w:cs="Calibri"/>
+              </w:rPr>
+            </w:pPr>
+          </w:p>
+        </w:tc>
+        <w:tc>
+          <w:tcPr>
+            <w:tcW w:w="3078" w:type="dxa"/>
+            <w:tcBorders>
+              <w:left w:val="single" w:sz="12" w:space="0" w:color="auto"/>
+              <w:right w:val="single" w:sz="12" w:space="0" w:color="auto"/>
+            </w:tcBorders>
+          </w:tcPr>
+          <w:p>
+            <w:pPr>
+              <w:cnfStyle w:val="000000100000" w:firstRow="0" w:lastRow="0" w:firstColumn="0" w:lastColumn="0" w:oddVBand="0" w:evenVBand="0" w:oddHBand="1" w:evenHBand="0" w:firstRowFirstColumn="0" w:firstRowLastColumn="0" w:lastRowFirstColumn="0" w:lastRowLastColumn="0"/>
+              <w:rPr>
+                <w:rFonts w:cs="Calibri"/>
+              </w:rPr>
+            </w:pPr>
+          </w:p>
+        </w:tc>
+      </w:tr>
+      <w:tr>
+        <w:tc>
+          <w:tcPr>
+            <w:cnfStyle w:val="001000000000" w:firstRow="0" w:lastRow="0" w:firstColumn="1" w:lastColumn="0" w:oddVBand="0" w:evenVBand="0" w:oddHBand="0" w:evenHBand="0" w:firstRowFirstColumn="0" w:firstRowLastColumn="0" w:lastRowFirstColumn="0" w:lastRowLastColumn="0"/>
+            <w:tcW w:w="2808" w:type="dxa"/>
+            <w:tcBorders>
+              <w:left w:val="single" w:sz="12" w:space="0" w:color="auto"/>
+              <w:right w:val="single" w:sz="12" w:space="0" w:color="auto"/>
+            </w:tcBorders>
+          </w:tcPr>
+          <w:p>
+            <w:pPr>
+              <w:rPr>
+                <w:rFonts w:cs="Calibri"/>
+              </w:rPr>
+            </w:pPr>
+          </w:p>
+        </w:tc>
+        <w:tc>
+          <w:tcPr>
+            <w:tcW w:w="4590" w:type="dxa"/>
+            <w:tcBorders>
+              <w:left w:val="single" w:sz="12" w:space="0" w:color="auto"/>
+              <w:right w:val="single" w:sz="12" w:space="0" w:color="auto"/>
+            </w:tcBorders>
+          </w:tcPr>
+          <w:p>
+            <w:pPr>
+              <w:cnfStyle w:val="000000000000" w:firstRow="0" w:lastRow="0" w:firstColumn="0" w:lastColumn="0" w:oddVBand="0" w:evenVBand="0" w:oddHBand="0" w:evenHBand="0" w:firstRowFirstColumn="0" w:firstRowLastColumn="0" w:lastRowFirstColumn="0" w:lastRowLastColumn="0"/>
+              <w:rPr>
+                <w:rFonts w:cs="Calibri"/>
+              </w:rPr>
+            </w:pPr>
+          </w:p>
+        </w:tc>
+        <w:tc>
+          <w:tcPr>
+            <w:tcW w:w="3078" w:type="dxa"/>
+            <w:tcBorders>
+              <w:left w:val="single" w:sz="12" w:space="0" w:color="auto"/>
+              <w:right w:val="single" w:sz="12" w:space="0" w:color="auto"/>
+            </w:tcBorders>
+          </w:tcPr>
+          <w:p>
+            <w:pPr>
+              <w:cnfStyle w:val="000000000000" w:firstRow="0" w:lastRow="0" w:firstColumn="0" w:lastColumn="0" w:oddVBand="0" w:evenVBand="0" w:oddHBand="0" w:evenHBand="0" w:firstRowFirstColumn="0" w:firstRowLastColumn="0" w:lastRowFirstColumn="0" w:lastRowLastColumn="0"/>
+              <w:rPr>
+                <w:rFonts w:cs="Calibri"/>
+              </w:rPr>
+            </w:pPr>
+          </w:p>
+        </w:tc>
+      </w:tr>
+      <w:tr>
+        <w:trPr>
+          <w:cnfStyle w:val="000000100000" w:firstRow="0" w:lastRow="0" w:firstColumn="0" w:lastColumn="0" w:oddVBand="0" w:evenVBand="0" w:oddHBand="1" w:evenHBand="0" w:firstRowFirstColumn="0" w:firstRowLastColumn="0" w:lastRowFirstColumn="0" w:lastRowLastColumn="0"/>
+        </w:trPr>
+        <w:tc>
+          <w:tcPr>
+            <w:cnfStyle w:val="001000000000" w:firstRow="0" w:lastRow="0" w:firstColumn="1" w:lastColumn="0" w:oddVBand="0" w:evenVBand="0" w:oddHBand="0" w:evenHBand="0" w:firstRowFirstColumn="0" w:firstRowLastColumn="0" w:lastRowFirstColumn="0" w:lastRowLastColumn="0"/>
+            <w:tcW w:w="2808" w:type="dxa"/>
+            <w:tcBorders>
+              <w:left w:val="single" w:sz="12" w:space="0" w:color="auto"/>
+              <w:right w:val="single" w:sz="12" w:space="0" w:color="auto"/>
+            </w:tcBorders>
+          </w:tcPr>
+          <w:p>
+            <w:pPr>
+              <w:rPr>
+                <w:rFonts w:cs="Calibri"/>
+              </w:rPr>
+            </w:pPr>
+          </w:p>
+        </w:tc>
+        <w:tc>
+          <w:tcPr>
+            <w:tcW w:w="4590" w:type="dxa"/>
+            <w:tcBorders>
+              <w:left w:val="single" w:sz="12" w:space="0" w:color="auto"/>
+              <w:right w:val="single" w:sz="12" w:space="0" w:color="auto"/>
+            </w:tcBorders>
+          </w:tcPr>
+          <w:p>
+            <w:pPr>
+              <w:cnfStyle w:val="000000100000" w:firstRow="0" w:lastRow="0" w:firstColumn="0" w:lastColumn="0" w:oddVBand="0" w:evenVBand="0" w:oddHBand="1" w:evenHBand="0" w:firstRowFirstColumn="0" w:firstRowLastColumn="0" w:lastRowFirstColumn="0" w:lastRowLastColumn="0"/>
+              <w:rPr>
+                <w:rFonts w:cs="Calibri"/>
+              </w:rPr>
+            </w:pPr>
+          </w:p>
+        </w:tc>
+        <w:tc>
+          <w:tcPr>
+            <w:tcW w:w="3078" w:type="dxa"/>
+            <w:tcBorders>
+              <w:left w:val="single" w:sz="12" w:space="0" w:color="auto"/>
+              <w:right w:val="single" w:sz="12" w:space="0" w:color="auto"/>
+            </w:tcBorders>
+          </w:tcPr>
+          <w:p>
+            <w:pPr>
+              <w:cnfStyle w:val="000000100000" w:firstRow="0" w:lastRow="0" w:firstColumn="0" w:lastColumn="0" w:oddVBand="0" w:evenVBand="0" w:oddHBand="1" w:evenHBand="0" w:firstRowFirstColumn="0" w:firstRowLastColumn="0" w:lastRowFirstColumn="0" w:lastRowLastColumn="0"/>
+              <w:rPr>
+                <w:rFonts w:cs="Calibri"/>
+              </w:rPr>
+            </w:pPr>
+          </w:p>
+        </w:tc>
+      </w:tr>
+      <w:tr>
+        <w:tc>
+          <w:tcPr>
+            <w:cnfStyle w:val="001000000000" w:firstRow="0" w:lastRow="0" w:firstColumn="1" w:lastColumn="0" w:oddVBand="0" w:evenVBand="0" w:oddHBand="0" w:evenHBand="0" w:firstRowFirstColumn="0" w:firstRowLastColumn="0" w:lastRowFirstColumn="0" w:lastRowLastColumn="0"/>
+            <w:tcW w:w="2808" w:type="dxa"/>
+            <w:tcBorders>
+              <w:left w:val="single" w:sz="12" w:space="0" w:color="auto"/>
+              <w:right w:val="single" w:sz="12" w:space="0" w:color="auto"/>
+            </w:tcBorders>
+          </w:tcPr>
+          <w:p>
+            <w:pPr>
+              <w:rPr>
+                <w:rFonts w:cs="Calibri"/>
+              </w:rPr>
+            </w:pPr>
+          </w:p>
+        </w:tc>
+        <w:tc>
+          <w:tcPr>
+            <w:tcW w:w="4590" w:type="dxa"/>
+            <w:tcBorders>
+              <w:left w:val="single" w:sz="12" w:space="0" w:color="auto"/>
+              <w:right w:val="single" w:sz="12" w:space="0" w:color="auto"/>
+            </w:tcBorders>
+          </w:tcPr>
+          <w:p>
+            <w:pPr>
+              <w:cnfStyle w:val="000000000000" w:firstRow="0" w:lastRow="0" w:firstColumn="0" w:lastColumn="0" w:oddVBand="0" w:evenVBand="0" w:oddHBand="0" w:evenHBand="0" w:firstRowFirstColumn="0" w:firstRowLastColumn="0" w:lastRowFirstColumn="0" w:lastRowLastColumn="0"/>
+              <w:rPr>
+                <w:rFonts w:cs="Calibri"/>
+              </w:rPr>
+            </w:pPr>
+          </w:p>
+        </w:tc>
+        <w:tc>
+          <w:tcPr>
+            <w:tcW w:w="3078" w:type="dxa"/>
+            <w:tcBorders>
+              <w:left w:val="single" w:sz="12" w:space="0" w:color="auto"/>
+              <w:right w:val="single" w:sz="12" w:space="0" w:color="auto"/>
+            </w:tcBorders>
+          </w:tcPr>
+          <w:p>
+            <w:pPr>
+              <w:cnfStyle w:val="000000000000" w:firstRow="0" w:lastRow="0" w:firstColumn="0" w:lastColumn="0" w:oddVBand="0" w:evenVBand="0" w:oddHBand="0" w:evenHBand="0" w:firstRowFirstColumn="0" w:firstRowLastColumn="0" w:lastRowFirstColumn="0" w:lastRowLastColumn="0"/>
+              <w:rPr>
+                <w:rFonts w:cs="Calibri"/>
+              </w:rPr>
+            </w:pPr>
+          </w:p>
+        </w:tc>
+      </w:tr>
+      <w:tr>
+        <w:trPr>
+          <w:cnfStyle w:val="000000100000" w:firstRow="0" w:lastRow="0" w:firstColumn="0" w:lastColumn="0" w:oddVBand="0" w:evenVBand="0" w:oddHBand="1" w:evenHBand="0" w:firstRowFirstColumn="0" w:firstRowLastColumn="0" w:lastRowFirstColumn="0" w:lastRowLastColumn="0"/>
+        </w:trPr>
+        <w:tc>
+          <w:tcPr>
+            <w:cnfStyle w:val="001000000000" w:firstRow="0" w:lastRow="0" w:firstColumn="1" w:lastColumn="0" w:oddVBand="0" w:evenVBand="0" w:oddHBand="0" w:evenHBand="0" w:firstRowFirstColumn="0" w:firstRowLastColumn="0" w:lastRowFirstColumn="0" w:lastRowLastColumn="0"/>
+            <w:tcW w:w="2808" w:type="dxa"/>
+            <w:tcBorders>
+              <w:left w:val="single" w:sz="12" w:space="0" w:color="auto"/>
+              <w:right w:val="single" w:sz="12" w:space="0" w:color="auto"/>
+            </w:tcBorders>
+          </w:tcPr>
+          <w:p>
+            <w:pPr>
+              <w:rPr>
+                <w:rFonts w:cs="Calibri"/>
+              </w:rPr>
+            </w:pPr>
+          </w:p>
+        </w:tc>
+        <w:tc>
+          <w:tcPr>
+            <w:tcW w:w="4590" w:type="dxa"/>
+            <w:tcBorders>
+              <w:left w:val="single" w:sz="12" w:space="0" w:color="auto"/>
+              <w:right w:val="single" w:sz="12" w:space="0" w:color="auto"/>
+            </w:tcBorders>
+          </w:tcPr>
+          <w:p>
+            <w:pPr>
+              <w:cnfStyle w:val="000000100000" w:firstRow="0" w:lastRow="0" w:firstColumn="0" w:lastColumn="0" w:oddVBand="0" w:evenVBand="0" w:oddHBand="1" w:evenHBand="0" w:firstRowFirstColumn="0" w:firstRowLastColumn="0" w:lastRowFirstColumn="0" w:lastRowLastColumn="0"/>
+              <w:rPr>
+                <w:rFonts w:cs="Calibri"/>
+              </w:rPr>
+            </w:pPr>
+          </w:p>
+        </w:tc>
+        <w:tc>
+          <w:tcPr>
+            <w:tcW w:w="3078" w:type="dxa"/>
+            <w:tcBorders>
+              <w:left w:val="single" w:sz="12" w:space="0" w:color="auto"/>
+              <w:right w:val="single" w:sz="12" w:space="0" w:color="auto"/>
+            </w:tcBorders>
+          </w:tcPr>
+          <w:p>
+            <w:pPr>
+              <w:cnfStyle w:val="000000100000" w:firstRow="0" w:lastRow="0" w:firstColumn="0" w:lastColumn="0" w:oddVBand="0" w:evenVBand="0" w:oddHBand="1" w:evenHBand="0" w:firstRowFirstColumn="0" w:firstRowLastColumn="0" w:lastRowFirstColumn="0" w:lastRowLastColumn="0"/>
+              <w:rPr>
+                <w:rFonts w:cs="Calibri"/>
+              </w:rPr>
+            </w:pPr>
+          </w:p>
+        </w:tc>
+      </w:tr>
+      <w:tr>
+        <w:tc>
+          <w:tcPr>
+            <w:cnfStyle w:val="001000000000" w:firstRow="0" w:lastRow="0" w:firstColumn="1" w:lastColumn="0" w:oddVBand="0" w:evenVBand="0" w:oddHBand="0" w:evenHBand="0" w:firstRowFirstColumn="0" w:firstRowLastColumn="0" w:lastRowFirstColumn="0" w:lastRowLastColumn="0"/>
+            <w:tcW w:w="2808" w:type="dxa"/>
+            <w:tcBorders>
+              <w:left w:val="single" w:sz="12" w:space="0" w:color="auto"/>
+              <w:right w:val="single" w:sz="12" w:space="0" w:color="auto"/>
+            </w:tcBorders>
+          </w:tcPr>
+          <w:p>
+            <w:pPr>
+              <w:rPr>
+                <w:rFonts w:cs="Calibri"/>
+              </w:rPr>
+            </w:pPr>
+          </w:p>
+        </w:tc>
+        <w:tc>
+          <w:tcPr>
+            <w:tcW w:w="4590" w:type="dxa"/>
+            <w:tcBorders>
+              <w:left w:val="single" w:sz="12" w:space="0" w:color="auto"/>
+              <w:right w:val="single" w:sz="12" w:space="0" w:color="auto"/>
+            </w:tcBorders>
+          </w:tcPr>
+          <w:p>
+            <w:pPr>
+              <w:cnfStyle w:val="000000000000" w:firstRow="0" w:lastRow="0" w:firstColumn="0" w:lastColumn="0" w:oddVBand="0" w:evenVBand="0" w:oddHBand="0" w:evenHBand="0" w:firstRowFirstColumn="0" w:firstRowLastColumn="0" w:lastRowFirstColumn="0" w:lastRowLastColumn="0"/>
+              <w:rPr>
+                <w:rFonts w:cs="Calibri"/>
+              </w:rPr>
+            </w:pPr>
+          </w:p>
+        </w:tc>
+        <w:tc>
+          <w:tcPr>
+            <w:tcW w:w="3078" w:type="dxa"/>
+            <w:tcBorders>
+              <w:left w:val="single" w:sz="12" w:space="0" w:color="auto"/>
+              <w:right w:val="single" w:sz="12" w:space="0" w:color="auto"/>
+            </w:tcBorders>
+          </w:tcPr>
+          <w:p>
+            <w:pPr>
+              <w:cnfStyle w:val="000000000000" w:firstRow="0" w:lastRow="0" w:firstColumn="0" w:lastColumn="0" w:oddVBand="0" w:evenVBand="0" w:oddHBand="0" w:evenHBand="0" w:firstRowFirstColumn="0" w:firstRowLastColumn="0" w:lastRowFirstColumn="0" w:lastRowLastColumn="0"/>
+              <w:rPr>
+                <w:rFonts w:cs="Calibri"/>
+              </w:rPr>
+            </w:pPr>
+          </w:p>
+        </w:tc>
+      </w:tr>
+      <w:tr>
+        <w:trPr>
+          <w:cnfStyle w:val="000000100000" w:firstRow="0" w:lastRow="0" w:firstColumn="0" w:lastColumn="0" w:oddVBand="0" w:evenVBand="0" w:oddHBand="1" w:evenHBand="0" w:firstRowFirstColumn="0" w:firstRowLastColumn="0" w:lastRowFirstColumn="0" w:lastRowLastColumn="0"/>
+        </w:trPr>
+        <w:tc>
+          <w:tcPr>
+            <w:cnfStyle w:val="001000000000" w:firstRow="0" w:lastRow="0" w:firstColumn="1" w:lastColumn="0" w:oddVBand="0" w:evenVBand="0" w:oddHBand="0" w:evenHBand="0" w:firstRowFirstColumn="0" w:firstRowLastColumn="0" w:lastRowFirstColumn="0" w:lastRowLastColumn="0"/>
+            <w:tcW w:w="2808" w:type="dxa"/>
+            <w:tcBorders>
+              <w:left w:val="single" w:sz="12" w:space="0" w:color="auto"/>
+              <w:right w:val="single" w:sz="12" w:space="0" w:color="auto"/>
+            </w:tcBorders>
+          </w:tcPr>
+          <w:p>
+            <w:pPr>
+              <w:rPr>
+                <w:rFonts w:cs="Calibri"/>
+              </w:rPr>
+            </w:pPr>
+          </w:p>
+        </w:tc>
+        <w:tc>
+          <w:tcPr>
+            <w:tcW w:w="4590" w:type="dxa"/>
+            <w:tcBorders>
+              <w:left w:val="single" w:sz="12" w:space="0" w:color="auto"/>
+              <w:right w:val="single" w:sz="12" w:space="0" w:color="auto"/>
+            </w:tcBorders>
+          </w:tcPr>
+          <w:p>
+            <w:pPr>
+              <w:cnfStyle w:val="000000100000" w:firstRow="0" w:lastRow="0" w:firstColumn="0" w:lastColumn="0" w:oddVBand="0" w:evenVBand="0" w:oddHBand="1" w:evenHBand="0" w:firstRowFirstColumn="0" w:firstRowLastColumn="0" w:lastRowFirstColumn="0" w:lastRowLastColumn="0"/>
+              <w:rPr>
+                <w:rFonts w:cs="Calibri"/>
+              </w:rPr>
+            </w:pPr>
+          </w:p>
+        </w:tc>
+        <w:tc>
+          <w:tcPr>
+            <w:tcW w:w="3078" w:type="dxa"/>
+            <w:tcBorders>
+              <w:left w:val="single" w:sz="12" w:space="0" w:color="auto"/>
+              <w:right w:val="single" w:sz="12" w:space="0" w:color="auto"/>
+            </w:tcBorders>
+          </w:tcPr>
+          <w:p>
+            <w:pPr>
+              <w:cnfStyle w:val="000000100000" w:firstRow="0" w:lastRow="0" w:firstColumn="0" w:lastColumn="0" w:oddVBand="0" w:evenVBand="0" w:oddHBand="1" w:evenHBand="0" w:firstRowFirstColumn="0" w:firstRowLastColumn="0" w:lastRowFirstColumn="0" w:lastRowLastColumn="0"/>
+              <w:rPr>
+                <w:rFonts w:cs="Calibri"/>
+              </w:rPr>
+            </w:pPr>
+          </w:p>
+        </w:tc>
+      </w:tr>
+      <w:tr>
+        <w:tc>
+          <w:tcPr>
+            <w:cnfStyle w:val="001000000000" w:firstRow="0" w:lastRow="0" w:firstColumn="1" w:lastColumn="0" w:oddVBand="0" w:evenVBand="0" w:oddHBand="0" w:evenHBand="0" w:firstRowFirstColumn="0" w:firstRowLastColumn="0" w:lastRowFirstColumn="0" w:lastRowLastColumn="0"/>
+            <w:tcW w:w="2808" w:type="dxa"/>
+            <w:tcBorders>
+              <w:left w:val="single" w:sz="12" w:space="0" w:color="auto"/>
+              <w:right w:val="single" w:sz="12" w:space="0" w:color="auto"/>
+            </w:tcBorders>
+          </w:tcPr>
+          <w:p>
+            <w:pPr>
+              <w:rPr>
+                <w:rFonts w:cs="Calibri"/>
+              </w:rPr>
+            </w:pPr>
+          </w:p>
+        </w:tc>
+        <w:tc>
+          <w:tcPr>
+            <w:tcW w:w="4590" w:type="dxa"/>
+            <w:tcBorders>
+              <w:left w:val="single" w:sz="12" w:space="0" w:color="auto"/>
+              <w:right w:val="single" w:sz="12" w:space="0" w:color="auto"/>
+            </w:tcBorders>
+          </w:tcPr>
+          <w:p>
+            <w:pPr>
+              <w:cnfStyle w:val="000000000000" w:firstRow="0" w:lastRow="0" w:firstColumn="0" w:lastColumn="0" w:oddVBand="0" w:evenVBand="0" w:oddHBand="0" w:evenHBand="0" w:firstRowFirstColumn="0" w:firstRowLastColumn="0" w:lastRowFirstColumn="0" w:lastRowLastColumn="0"/>
+              <w:rPr>
+                <w:rFonts w:cs="Calibri"/>
+              </w:rPr>
+            </w:pPr>
+          </w:p>
+        </w:tc>
+        <w:tc>
+          <w:tcPr>
+            <w:tcW w:w="3078" w:type="dxa"/>
+            <w:tcBorders>
+              <w:left w:val="single" w:sz="12" w:space="0" w:color="auto"/>
+              <w:right w:val="single" w:sz="12" w:space="0" w:color="auto"/>
+            </w:tcBorders>
+          </w:tcPr>
+          <w:p>
+            <w:pPr>
+              <w:cnfStyle w:val="000000000000" w:firstRow="0" w:lastRow="0" w:firstColumn="0" w:lastColumn="0" w:oddVBand="0" w:evenVBand="0" w:oddHBand="0" w:evenHBand="0" w:firstRowFirstColumn="0" w:firstRowLastColumn="0" w:lastRowFirstColumn="0" w:lastRowLastColumn="0"/>
+              <w:rPr>
+                <w:rFonts w:cs="Calibri"/>
+              </w:rPr>
+            </w:pPr>
+          </w:p>
+        </w:tc>
+      </w:tr>
+      <w:tr>
+        <w:trPr>
+          <w:cnfStyle w:val="000000100000" w:firstRow="0" w:lastRow="0" w:firstColumn="0" w:lastColumn="0" w:oddVBand="0" w:evenVBand="0" w:oddHBand="1" w:evenHBand="0" w:firstRowFirstColumn="0" w:firstRowLastColumn="0" w:lastRowFirstColumn="0" w:lastRowLastColumn="0"/>
+        </w:trPr>
+        <w:tc>
+          <w:tcPr>
+            <w:cnfStyle w:val="001000000000" w:firstRow="0" w:lastRow="0" w:firstColumn="1" w:lastColumn="0" w:oddVBand="0" w:evenVBand="0" w:oddHBand="0" w:evenHBand="0" w:firstRowFirstColumn="0" w:firstRowLastColumn="0" w:lastRowFirstColumn="0" w:lastRowLastColumn="0"/>
+            <w:tcW w:w="2808" w:type="dxa"/>
+            <w:tcBorders>
+              <w:left w:val="single" w:sz="12" w:space="0" w:color="auto"/>
+              <w:right w:val="single" w:sz="12" w:space="0" w:color="auto"/>
+            </w:tcBorders>
+          </w:tcPr>
+          <w:p>
+            <w:pPr>
+              <w:rPr>
+                <w:rFonts w:cs="Calibri"/>
+              </w:rPr>
+            </w:pPr>
+          </w:p>
+        </w:tc>
+        <w:tc>
+          <w:tcPr>
+            <w:tcW w:w="4590" w:type="dxa"/>
+            <w:tcBorders>
+              <w:left w:val="single" w:sz="12" w:space="0" w:color="auto"/>
+              <w:right w:val="single" w:sz="12" w:space="0" w:color="auto"/>
+            </w:tcBorders>
+          </w:tcPr>
+          <w:p>
+            <w:pPr>
+              <w:cnfStyle w:val="000000100000" w:firstRow="0" w:lastRow="0" w:firstColumn="0" w:lastColumn="0" w:oddVBand="0" w:evenVBand="0" w:oddHBand="1" w:evenHBand="0" w:firstRowFirstColumn="0" w:firstRowLastColumn="0" w:lastRowFirstColumn="0" w:lastRowLastColumn="0"/>
+              <w:rPr>
+                <w:rFonts w:cs="Calibri"/>
+              </w:rPr>
+            </w:pPr>
+          </w:p>
+        </w:tc>
+        <w:tc>
+          <w:tcPr>
+            <w:tcW w:w="3078" w:type="dxa"/>
+            <w:tcBorders>
+              <w:left w:val="single" w:sz="12" w:space="0" w:color="auto"/>
+              <w:right w:val="single" w:sz="12" w:space="0" w:color="auto"/>
+            </w:tcBorders>
+          </w:tcPr>
+          <w:p>
+            <w:pPr>
+              <w:cnfStyle w:val="000000100000" w:firstRow="0" w:lastRow="0" w:firstColumn="0" w:lastColumn="0" w:oddVBand="0" w:evenVBand="0" w:oddHBand="1" w:evenHBand="0" w:firstRowFirstColumn="0" w:firstRowLastColumn="0" w:lastRowFirstColumn="0" w:lastRowLastColumn="0"/>
+              <w:rPr>
+                <w:rFonts w:cs="Calibri"/>
+              </w:rPr>
+            </w:pPr>
+          </w:p>
+        </w:tc>
+      </w:tr>
+      <w:tr>
+        <w:tc>
+          <w:tcPr>
+            <w:cnfStyle w:val="001000000000" w:firstRow="0" w:lastRow="0" w:firstColumn="1" w:lastColumn="0" w:oddVBand="0" w:evenVBand="0" w:oddHBand="0" w:evenHBand="0" w:firstRowFirstColumn="0" w:firstRowLastColumn="0" w:lastRowFirstColumn="0" w:lastRowLastColumn="0"/>
+            <w:tcW w:w="2808" w:type="dxa"/>
+            <w:tcBorders>
+              <w:left w:val="single" w:sz="12" w:space="0" w:color="auto"/>
+              <w:right w:val="single" w:sz="12" w:space="0" w:color="auto"/>
+            </w:tcBorders>
+          </w:tcPr>
+          <w:p>
+            <w:pPr>
+              <w:rPr>
+                <w:rFonts w:cs="Calibri"/>
+              </w:rPr>
+            </w:pPr>
+          </w:p>
+        </w:tc>
+        <w:tc>
+          <w:tcPr>
+            <w:tcW w:w="4590" w:type="dxa"/>
+            <w:tcBorders>
+              <w:left w:val="single" w:sz="12" w:space="0" w:color="auto"/>
+              <w:right w:val="single" w:sz="12" w:space="0" w:color="auto"/>
+            </w:tcBorders>
+          </w:tcPr>
+          <w:p>
+            <w:pPr>
+              <w:cnfStyle w:val="000000000000" w:firstRow="0" w:lastRow="0" w:firstColumn="0" w:lastColumn="0" w:oddVBand="0" w:evenVBand="0" w:oddHBand="0" w:evenHBand="0" w:firstRowFirstColumn="0" w:firstRowLastColumn="0" w:lastRowFirstColumn="0" w:lastRowLastColumn="0"/>
+              <w:rPr>
+                <w:rFonts w:cs="Calibri"/>
+              </w:rPr>
+            </w:pPr>
+          </w:p>
+        </w:tc>
+        <w:tc>
+          <w:tcPr>
+            <w:tcW w:w="3078" w:type="dxa"/>
+            <w:tcBorders>
+              <w:left w:val="single" w:sz="12" w:space="0" w:color="auto"/>
+              <w:right w:val="single" w:sz="12" w:space="0" w:color="auto"/>
+            </w:tcBorders>
+          </w:tcPr>
+          <w:p>
+            <w:pPr>
+              <w:cnfStyle w:val="000000000000" w:firstRow="0" w:lastRow="0" w:firstColumn="0" w:lastColumn="0" w:oddVBand="0" w:evenVBand="0" w:oddHBand="0" w:evenHBand="0" w:firstRowFirstColumn="0" w:firstRowLastColumn="0" w:lastRowFirstColumn="0" w:lastRowLastColumn="0"/>
+              <w:rPr>
+                <w:rFonts w:cs="Calibri"/>
+              </w:rPr>
+            </w:pPr>
+          </w:p>
+        </w:tc>
+      </w:tr>
+      <w:tr>
+        <w:trPr>
+          <w:cnfStyle w:val="000000100000" w:firstRow="0" w:lastRow="0" w:firstColumn="0" w:lastColumn="0" w:oddVBand="0" w:evenVBand="0" w:oddHBand="1" w:evenHBand="0" w:firstRowFirstColumn="0" w:firstRowLastColumn="0" w:lastRowFirstColumn="0" w:lastRowLastColumn="0"/>
+        </w:trPr>
+        <w:tc>
+          <w:tcPr>
+            <w:cnfStyle w:val="001000000000" w:firstRow="0" w:lastRow="0" w:firstColumn="1" w:lastColumn="0" w:oddVBand="0" w:evenVBand="0" w:oddHBand="0" w:evenHBand="0" w:firstRowFirstColumn="0" w:firstRowLastColumn="0" w:lastRowFirstColumn="0" w:lastRowLastColumn="0"/>
+            <w:tcW w:w="2808" w:type="dxa"/>
+            <w:tcBorders>
+              <w:left w:val="single" w:sz="12" w:space="0" w:color="auto"/>
+              <w:right w:val="single" w:sz="12" w:space="0" w:color="auto"/>
+            </w:tcBorders>
+          </w:tcPr>
+          <w:p>
+            <w:pPr>
+              <w:rPr>
+                <w:rFonts w:cs="Calibri"/>
+              </w:rPr>
+            </w:pPr>
+          </w:p>
+        </w:tc>
+        <w:tc>
+          <w:tcPr>
+            <w:tcW w:w="4590" w:type="dxa"/>
+            <w:tcBorders>
+              <w:left w:val="single" w:sz="12" w:space="0" w:color="auto"/>
+              <w:right w:val="single" w:sz="12" w:space="0" w:color="auto"/>
+            </w:tcBorders>
+          </w:tcPr>
+          <w:p>
+            <w:pPr>
+              <w:cnfStyle w:val="000000100000" w:firstRow="0" w:lastRow="0" w:firstColumn="0" w:lastColumn="0" w:oddVBand="0" w:evenVBand="0" w:oddHBand="1" w:evenHBand="0" w:firstRowFirstColumn="0" w:firstRowLastColumn="0" w:lastRowFirstColumn="0" w:lastRowLastColumn="0"/>
+              <w:rPr>
+                <w:rFonts w:cs="Calibri"/>
+              </w:rPr>
+            </w:pPr>
+          </w:p>
+        </w:tc>
+        <w:tc>
+          <w:tcPr>
+            <w:tcW w:w="3078" w:type="dxa"/>
+            <w:tcBorders>
+              <w:left w:val="single" w:sz="12" w:space="0" w:color="auto"/>
+              <w:right w:val="single" w:sz="12" w:space="0" w:color="auto"/>
+            </w:tcBorders>
+          </w:tcPr>
+          <w:p>
+            <w:pPr>
+              <w:cnfStyle w:val="000000100000" w:firstRow="0" w:lastRow="0" w:firstColumn="0" w:lastColumn="0" w:oddVBand="0" w:evenVBand="0" w:oddHBand="1" w:evenHBand="0" w:firstRowFirstColumn="0" w:firstRowLastColumn="0" w:lastRowFirstColumn="0" w:lastRowLastColumn="0"/>
+              <w:rPr>
+                <w:rFonts w:cs="Calibri"/>
+              </w:rPr>
+            </w:pPr>
           </w:p>
         </w:tc>
       </w:tr>

--- a/INTELLIJ_IDEA_SHORTCUT'S.docx
+++ b/INTELLIJ_IDEA_SHORTCUT'S.docx
@@ -273,16 +273,8 @@
               <w:rPr>
                 <w:rFonts w:cs="Calibri"/>
               </w:rPr>
-              <w:t xml:space="preserve">Rename &amp; </w:t>
-            </w:r>
-            <w:proofErr w:type="gramStart"/>
-            <w:r>
-              <w:rPr>
-                <w:rFonts w:cs="Calibri"/>
-              </w:rPr>
-              <w:t>Refactor</w:t>
-            </w:r>
-            <w:proofErr w:type="gramEnd"/>
+              <w:t>Rename &amp; Refactor</w:t>
+            </w:r>
           </w:p>
         </w:tc>
         <w:tc>
@@ -458,13 +450,7 @@
               <w:rPr>
                 <w:rFonts w:cs="Calibri"/>
               </w:rPr>
-              <w:t xml:space="preserve">/ </w:t>
-            </w:r>
-            <w:r>
-              <w:rPr>
-                <w:rFonts w:cs="Calibri"/>
-              </w:rPr>
-              <w:t>Interface</w:t>
+              <w:t>/ Interface</w:t>
             </w:r>
           </w:p>
         </w:tc>
@@ -532,13 +518,7 @@
               <w:rPr>
                 <w:rFonts w:cs="Calibri"/>
               </w:rPr>
-              <w:t>To Create</w:t>
-            </w:r>
-            <w:r>
-              <w:rPr>
-                <w:rFonts w:cs="Calibri"/>
-              </w:rPr>
-              <w:t xml:space="preserve"> </w:t>
+              <w:t xml:space="preserve">To Create </w:t>
             </w:r>
             <w:r>
               <w:rPr>
@@ -854,23 +834,35 @@
                 <w:rFonts w:cs="Calibri"/>
               </w:rPr>
             </w:pPr>
-          </w:p>
-        </w:tc>
-        <w:tc>
-          <w:tcPr>
-            <w:tcW w:w="4590" w:type="dxa"/>
-            <w:tcBorders>
-              <w:left w:val="single" w:sz="12" w:space="0" w:color="auto"/>
-              <w:right w:val="single" w:sz="12" w:space="0" w:color="auto"/>
-            </w:tcBorders>
-          </w:tcPr>
-          <w:p>
-            <w:pPr>
-              <w:cnfStyle w:val="000000000000" w:firstRow="0" w:lastRow="0" w:firstColumn="0" w:lastColumn="0" w:oddVBand="0" w:evenVBand="0" w:oddHBand="0" w:evenHBand="0" w:firstRowFirstColumn="0" w:firstRowLastColumn="0" w:lastRowFirstColumn="0" w:lastRowLastColumn="0"/>
-              <w:rPr>
-                <w:rFonts w:cs="Calibri"/>
-              </w:rPr>
-            </w:pPr>
+            <w:r>
+              <w:rPr>
+                <w:rFonts w:cs="Calibri"/>
+              </w:rPr>
+              <w:t>Ctrl + Alt + Insert</w:t>
+            </w:r>
+          </w:p>
+        </w:tc>
+        <w:tc>
+          <w:tcPr>
+            <w:tcW w:w="4590" w:type="dxa"/>
+            <w:tcBorders>
+              <w:left w:val="single" w:sz="12" w:space="0" w:color="auto"/>
+              <w:right w:val="single" w:sz="12" w:space="0" w:color="auto"/>
+            </w:tcBorders>
+          </w:tcPr>
+          <w:p>
+            <w:pPr>
+              <w:cnfStyle w:val="000000000000" w:firstRow="0" w:lastRow="0" w:firstColumn="0" w:lastColumn="0" w:oddVBand="0" w:evenVBand="0" w:oddHBand="0" w:evenHBand="0" w:firstRowFirstColumn="0" w:firstRowLastColumn="0" w:lastRowFirstColumn="0" w:lastRowLastColumn="0"/>
+              <w:rPr>
+                <w:rFonts w:cs="Calibri"/>
+              </w:rPr>
+            </w:pPr>
+            <w:r>
+              <w:rPr>
+                <w:rFonts w:cs="Calibri"/>
+              </w:rPr>
+              <w:t>To Create a new Java class/Interface</w:t>
+            </w:r>
           </w:p>
         </w:tc>
         <w:tc>
